--- a/07_Tracing_e_Execucao/07_Catalogo_Semantico.docx
+++ b/07_Tracing_e_Execucao/07_Catalogo_Semantico.docx
@@ -199,10 +199,10 @@
         <w:rPr>
           <w:b/>
         </w:rPr>
-        <w:t xml:space="preserve">__FILE__. </w:t>
+        <w:t xml:space="preserve">__FILE__</w:t>
       </w:r>
       <w:r>
-        <w:t>Macro predefinida que informa o nome do arquivo-fonte no ponto de expansão.</w:t>
+        <w:t xml:space="preserve">. Macro predefinida que informa o nome do arquivo-fonte no ponto de expansão.</w:t>
       </w:r>
     </w:p>
     <w:p>
@@ -210,7 +210,10 @@
         <w:ind w:left="317"/>
       </w:pPr>
       <w:r>
-        <w:t>Materiais: trace3.png, funcao_trace.jpeg, macro_assinatura.jpeg, exercicio.md, gabarito.md</w:t>
+        <w:t xml:space="preserve">Materiais:</w:t>
+      </w:r>
+      <w:r>
+        <w:t xml:space="preserve"> exercicio.md, funcao_trace.jpeg, gabarito.md, macro_assinatura.jpeg, trace3.png</w:t>
       </w:r>
     </w:p>
     <w:p>
@@ -218,10 +221,10 @@
         <w:rPr>
           <w:b/>
         </w:rPr>
-        <w:t xml:space="preserve">__func__. </w:t>
+        <w:t xml:space="preserve">__func__</w:t>
       </w:r>
       <w:r>
-        <w:t>Identificador padronizado em C99 que informa o nome da função corrente.</w:t>
+        <w:t xml:space="preserve">. Identificador padronizado em C99 que informa o nome da função corrente.</w:t>
       </w:r>
     </w:p>
     <w:p>
@@ -229,7 +232,10 @@
         <w:ind w:left="317"/>
       </w:pPr>
       <w:r>
-        <w:t>Materiais: trace3.png, funcao_trace.jpeg, macro_assinatura.jpeg, exercicio.md, gabarito.md</w:t>
+        <w:t xml:space="preserve">Materiais:</w:t>
+      </w:r>
+      <w:r>
+        <w:t xml:space="preserve"> exercicio.md, funcao_trace.jpeg, gabarito.md, macro_assinatura.jpeg, trace3.png</w:t>
       </w:r>
     </w:p>
     <w:p>
@@ -237,10 +243,10 @@
         <w:rPr>
           <w:b/>
         </w:rPr>
-        <w:t xml:space="preserve">__LINE__. </w:t>
+        <w:t xml:space="preserve">__LINE__</w:t>
       </w:r>
       <w:r>
-        <w:t>Macro predefinida que informa o número da linha no ponto de expansão.</w:t>
+        <w:t xml:space="preserve">. Macro predefinida que informa o número da linha no ponto de expansão.</w:t>
       </w:r>
     </w:p>
     <w:p>
@@ -248,7 +254,10 @@
         <w:ind w:left="317"/>
       </w:pPr>
       <w:r>
-        <w:t>Materiais: trace3.png, funcao_trace.jpeg, macro_assinatura.jpeg, exercicio.md, gabarito.md</w:t>
+        <w:t xml:space="preserve">Materiais:</w:t>
+      </w:r>
+      <w:r>
+        <w:t xml:space="preserve"> exercicio.md, funcao_trace.jpeg, gabarito.md, macro_assinatura.jpeg, trace3.png</w:t>
       </w:r>
     </w:p>
     <w:p>
@@ -256,10 +265,10 @@
         <w:rPr>
           <w:b/>
         </w:rPr>
-        <w:t xml:space="preserve">__VA_ARGS__. </w:t>
+        <w:t xml:space="preserve">__VA_ARGS__</w:t>
       </w:r>
       <w:r>
-        <w:t>Identificador de macros variádicas que representa seus argumentos adicionais.</w:t>
+        <w:t xml:space="preserve">. Identificador de macros variádicas que representa seus argumentos adicionais.</w:t>
       </w:r>
     </w:p>
     <w:p>
@@ -267,7 +276,10 @@
         <w:ind w:left="317"/>
       </w:pPr>
       <w:r>
-        <w:t>Materiais: gabarito.md</w:t>
+        <w:t xml:space="preserve">Materiais:</w:t>
+      </w:r>
+      <w:r>
+        <w:t xml:space="preserve"> gabarito.md</w:t>
       </w:r>
     </w:p>
     <w:p>
@@ -275,10 +287,10 @@
         <w:rPr>
           <w:b/>
         </w:rPr>
-        <w:t xml:space="preserve">append. </w:t>
+        <w:t xml:space="preserve">append</w:t>
       </w:r>
       <w:r>
-        <w:t>Modo de abertura de arquivo que acrescenta dados ao final sem descartar o conteúdo anterior.</w:t>
+        <w:t xml:space="preserve">. Modo de abertura de arquivo que acrescenta dados ao final sem descartar o conteúdo anterior.</w:t>
       </w:r>
     </w:p>
     <w:p>
@@ -286,7 +298,10 @@
         <w:ind w:left="317"/>
       </w:pPr>
       <w:r>
-        <w:t>Materiais: exercicio.md, gabarito.md</w:t>
+        <w:t xml:space="preserve">Materiais:</w:t>
+      </w:r>
+      <w:r>
+        <w:t xml:space="preserve"> exercicio.md, gabarito.md</w:t>
       </w:r>
     </w:p>
     <w:p>
@@ -294,10 +309,10 @@
         <w:rPr>
           <w:b/>
         </w:rPr>
-        <w:t xml:space="preserve">arquivo objeto. </w:t>
+        <w:t xml:space="preserve">arquivo objeto</w:t>
       </w:r>
       <w:r>
-        <w:t>Resultado intermediário da compilação de um arquivo-fonte, utilizado na etapa de ligação.</w:t>
+        <w:t xml:space="preserve">. Resultado intermediário da compilação de um arquivo-fonte, utilizado na etapa de ligação.</w:t>
       </w:r>
     </w:p>
     <w:p>
@@ -305,7 +320,10 @@
         <w:ind w:left="317"/>
       </w:pPr>
       <w:r>
-        <w:t>Materiais: trace.png</w:t>
+        <w:t xml:space="preserve">Materiais:</w:t>
+      </w:r>
+      <w:r>
+        <w:t xml:space="preserve"> trace.png</w:t>
       </w:r>
     </w:p>
     <w:p>
@@ -313,10 +331,10 @@
         <w:rPr>
           <w:b/>
         </w:rPr>
-        <w:t xml:space="preserve">arquivo-fonte. </w:t>
+        <w:t xml:space="preserve">arquivo-fonte</w:t>
       </w:r>
       <w:r>
-        <w:t>Arquivo que contém instruções escritas em uma linguagem de programação.</w:t>
+        <w:t xml:space="preserve">. Arquivo que contém instruções escritas em uma linguagem de programação.</w:t>
       </w:r>
     </w:p>
     <w:p>
@@ -324,7 +342,10 @@
         <w:ind w:left="317"/>
       </w:pPr>
       <w:r>
-        <w:t>Materiais: trace.png, trace2.png, trace3.png, funcao_trace.jpeg</w:t>
+        <w:t xml:space="preserve">Materiais:</w:t>
+      </w:r>
+      <w:r>
+        <w:t xml:space="preserve"> funcao_trace.jpeg, trace.png, trace2.png, trace3.png</w:t>
       </w:r>
     </w:p>
     <w:p>
@@ -332,10 +353,10 @@
         <w:rPr>
           <w:b/>
         </w:rPr>
-        <w:t xml:space="preserve">compilação separada. </w:t>
+        <w:t xml:space="preserve">compilação separada</w:t>
       </w:r>
       <w:r>
-        <w:t>Compilação independente de unidades de tradução em arquivos objeto.</w:t>
+        <w:t xml:space="preserve">. Compilação independente de unidades de tradução em arquivos objeto.</w:t>
       </w:r>
     </w:p>
     <w:p>
@@ -343,7 +364,10 @@
         <w:ind w:left="317"/>
       </w:pPr>
       <w:r>
-        <w:t>Materiais: trace.png, exercicio.md, gabarito.md</w:t>
+        <w:t xml:space="preserve">Materiais:</w:t>
+      </w:r>
+      <w:r>
+        <w:t xml:space="preserve"> exercicio.md, gabarito.md, trace.png</w:t>
       </w:r>
     </w:p>
     <w:p>
@@ -351,10 +375,10 @@
         <w:rPr>
           <w:b/>
         </w:rPr>
-        <w:t xml:space="preserve">data e hora. </w:t>
+        <w:t xml:space="preserve">data e hora</w:t>
       </w:r>
       <w:r>
-        <w:t>Informações temporais usadas para localizar um evento na sequência de execução.</w:t>
+        <w:t xml:space="preserve">. Informações temporais usadas para localizar um evento na sequência de execução.</w:t>
       </w:r>
     </w:p>
     <w:p>
@@ -362,7 +386,10 @@
         <w:ind w:left="317"/>
       </w:pPr>
       <w:r>
-        <w:t>Materiais: trace2.png, trace3.png, exercicio.md</w:t>
+        <w:t xml:space="preserve">Materiais:</w:t>
+      </w:r>
+      <w:r>
+        <w:t xml:space="preserve"> exercicio.md, trace2.png, trace3.png</w:t>
       </w:r>
     </w:p>
     <w:p>
@@ -370,10 +397,10 @@
         <w:rPr>
           <w:b/>
         </w:rPr>
-        <w:t xml:space="preserve">exercício. </w:t>
+        <w:t xml:space="preserve">exercício</w:t>
       </w:r>
       <w:r>
-        <w:t>Material que especifica requisitos e atividades a implementar pelo aluno.</w:t>
+        <w:t xml:space="preserve">. Material que especifica requisitos e atividades a implementar pelo aluno.</w:t>
       </w:r>
     </w:p>
     <w:p>
@@ -381,7 +408,10 @@
         <w:ind w:left="317"/>
       </w:pPr>
       <w:r>
-        <w:t>Materiais: exercicio.md</w:t>
+        <w:t xml:space="preserve">Materiais:</w:t>
+      </w:r>
+      <w:r>
+        <w:t xml:space="preserve"> exercicio.md</w:t>
       </w:r>
     </w:p>
     <w:p>
@@ -389,10 +419,10 @@
         <w:rPr>
           <w:b/>
         </w:rPr>
-        <w:t xml:space="preserve">FILE. </w:t>
+        <w:t xml:space="preserve">FILE</w:t>
       </w:r>
       <w:r>
-        <w:t>Tipo da biblioteca padrão de C usado para representar e operar sobre streams.</w:t>
+        <w:t xml:space="preserve">. Tipo da biblioteca padrão de C usado para representar e operar sobre streams.</w:t>
       </w:r>
     </w:p>
     <w:p>
@@ -400,7 +430,10 @@
         <w:ind w:left="317"/>
       </w:pPr>
       <w:r>
-        <w:t>Materiais: gabarito.md</w:t>
+        <w:t xml:space="preserve">Materiais:</w:t>
+      </w:r>
+      <w:r>
+        <w:t xml:space="preserve"> gabarito.md</w:t>
       </w:r>
     </w:p>
     <w:p>
@@ -408,10 +441,10 @@
         <w:rPr>
           <w:b/>
         </w:rPr>
-        <w:t xml:space="preserve">fluxo de execução. </w:t>
+        <w:t xml:space="preserve">fluxo de execução</w:t>
       </w:r>
       <w:r>
-        <w:t>Ordem em que instruções e funções são executadas pelo programa.</w:t>
+        <w:t xml:space="preserve">. Ordem em que instruções e funções são executadas pelo programa.</w:t>
       </w:r>
     </w:p>
     <w:p>
@@ -419,7 +452,10 @@
         <w:ind w:left="317"/>
       </w:pPr>
       <w:r>
-        <w:t>Materiais: trace2.png</w:t>
+        <w:t xml:space="preserve">Materiais:</w:t>
+      </w:r>
+      <w:r>
+        <w:t xml:space="preserve"> trace2.png</w:t>
       </w:r>
     </w:p>
     <w:p>
@@ -427,10 +463,10 @@
         <w:rPr>
           <w:b/>
         </w:rPr>
-        <w:t xml:space="preserve">função. </w:t>
+        <w:t xml:space="preserve">função</w:t>
       </w:r>
       <w:r>
-        <w:t>Unidade de código que realiza uma operação e pode ser chamada por outras partes do programa.</w:t>
+        <w:t xml:space="preserve">. Unidade de código que realiza uma operação e pode ser chamada por outras partes do programa.</w:t>
       </w:r>
     </w:p>
     <w:p>
@@ -438,7 +474,10 @@
         <w:ind w:left="317"/>
       </w:pPr>
       <w:r>
-        <w:t>Materiais: trace2.png, funcao_trace.jpeg</w:t>
+        <w:t xml:space="preserve">Materiais:</w:t>
+      </w:r>
+      <w:r>
+        <w:t xml:space="preserve"> funcao_trace.jpeg, trace2.png</w:t>
       </w:r>
     </w:p>
     <w:p>
@@ -446,10 +485,10 @@
         <w:rPr>
           <w:b/>
         </w:rPr>
-        <w:t xml:space="preserve">função variádica. </w:t>
+        <w:t xml:space="preserve">função variádica</w:t>
       </w:r>
       <w:r>
-        <w:t>Função que recebe quantidade variável de argumentos, normalmente processados com stdarg.h.</w:t>
+        <w:t xml:space="preserve">. Função que recebe quantidade variável de argumentos, normalmente processados com stdarg.h.</w:t>
       </w:r>
     </w:p>
     <w:p>
@@ -457,7 +496,10 @@
         <w:ind w:left="317"/>
       </w:pPr>
       <w:r>
-        <w:t>Materiais: exercicio.md, gabarito.md</w:t>
+        <w:t xml:space="preserve">Materiais:</w:t>
+      </w:r>
+      <w:r>
+        <w:t xml:space="preserve"> exercicio.md, gabarito.md</w:t>
       </w:r>
     </w:p>
     <w:p>
@@ -465,10 +507,10 @@
         <w:rPr>
           <w:b/>
         </w:rPr>
-        <w:t xml:space="preserve">gabarito. </w:t>
+        <w:t xml:space="preserve">gabarito</w:t>
       </w:r>
       <w:r>
-        <w:t>Material que apresenta a solução esperada e os critérios de avaliação.</w:t>
+        <w:t xml:space="preserve">. Material que apresenta a solução esperada e os critérios de avaliação.</w:t>
       </w:r>
     </w:p>
     <w:p>
@@ -476,7 +518,10 @@
         <w:ind w:left="317"/>
       </w:pPr>
       <w:r>
-        <w:t>Materiais: gabarito.md</w:t>
+        <w:t xml:space="preserve">Materiais:</w:t>
+      </w:r>
+      <w:r>
+        <w:t xml:space="preserve"> gabarito.md</w:t>
       </w:r>
     </w:p>
     <w:p>
@@ -484,10 +529,10 @@
         <w:rPr>
           <w:b/>
         </w:rPr>
-        <w:t xml:space="preserve">implementação. </w:t>
+        <w:t xml:space="preserve">implementação</w:t>
       </w:r>
       <w:r>
-        <w:t>Código que concretiza o comportamento declarado por uma interface.</w:t>
+        <w:t xml:space="preserve">. Código que concretiza o comportamento declarado por uma interface.</w:t>
       </w:r>
     </w:p>
     <w:p>
@@ -495,7 +540,10 @@
         <w:ind w:left="317"/>
       </w:pPr>
       <w:r>
-        <w:t>Materiais: trace.png</w:t>
+        <w:t xml:space="preserve">Materiais:</w:t>
+      </w:r>
+      <w:r>
+        <w:t xml:space="preserve"> trace.png</w:t>
       </w:r>
     </w:p>
     <w:p>
@@ -503,10 +551,10 @@
         <w:rPr>
           <w:b/>
         </w:rPr>
-        <w:t xml:space="preserve">interface pública. </w:t>
+        <w:t xml:space="preserve">interface pública</w:t>
       </w:r>
       <w:r>
-        <w:t>Conjunto de declarações e operações disponibilizadas aos consumidores de um módulo.</w:t>
+        <w:t xml:space="preserve">. Conjunto de declarações e operações disponibilizadas aos consumidores de um módulo.</w:t>
       </w:r>
     </w:p>
     <w:p>
@@ -514,7 +562,10 @@
         <w:ind w:left="317"/>
       </w:pPr>
       <w:r>
-        <w:t>Materiais: trace.png, funcao_trace.jpeg, macro_assinatura.jpeg, exercicio.md</w:t>
+        <w:t xml:space="preserve">Materiais:</w:t>
+      </w:r>
+      <w:r>
+        <w:t xml:space="preserve"> exercicio.md, funcao_trace.jpeg, macro_assinatura.jpeg, trace.png</w:t>
       </w:r>
     </w:p>
     <w:p>
@@ -522,10 +573,10 @@
         <w:rPr>
           <w:b/>
         </w:rPr>
-        <w:t xml:space="preserve">ligação. </w:t>
+        <w:t xml:space="preserve">ligação</w:t>
       </w:r>
       <w:r>
-        <w:t>Etapa que combina arquivos objeto e resolve referências para produzir um executável.</w:t>
+        <w:t xml:space="preserve">. Etapa que combina arquivos objeto e resolve referências para produzir um executável.</w:t>
       </w:r>
     </w:p>
     <w:p>
@@ -533,7 +584,10 @@
         <w:ind w:left="317"/>
       </w:pPr>
       <w:r>
-        <w:t>Materiais: trace.png, exercicio.md, gabarito.md</w:t>
+        <w:t xml:space="preserve">Materiais:</w:t>
+      </w:r>
+      <w:r>
+        <w:t xml:space="preserve"> exercicio.md, gabarito.md, trace.png</w:t>
       </w:r>
     </w:p>
     <w:p>
@@ -541,10 +595,10 @@
         <w:rPr>
           <w:b/>
         </w:rPr>
-        <w:t xml:space="preserve">localtime. </w:t>
+        <w:t xml:space="preserve">localtime</w:t>
       </w:r>
       <w:r>
-        <w:t>Função que converte um valor de tempo para uma representação de calendário local.</w:t>
+        <w:t xml:space="preserve">. Função que converte um valor de tempo para uma representação de calendário local.</w:t>
       </w:r>
     </w:p>
     <w:p>
@@ -552,7 +606,10 @@
         <w:ind w:left="317"/>
       </w:pPr>
       <w:r>
-        <w:t>Materiais: trace3.png, gabarito.md</w:t>
+        <w:t xml:space="preserve">Materiais:</w:t>
+      </w:r>
+      <w:r>
+        <w:t xml:space="preserve"> gabarito.md, trace3.png</w:t>
       </w:r>
     </w:p>
     <w:p>
@@ -560,10 +617,10 @@
         <w:rPr>
           <w:b/>
         </w:rPr>
-        <w:t xml:space="preserve">log. </w:t>
+        <w:t xml:space="preserve">log</w:t>
       </w:r>
       <w:r>
-        <w:t>Conjunto persistido de registros sobre eventos ocorridos durante a execução.</w:t>
+        <w:t xml:space="preserve">. Conjunto persistido de registros sobre eventos ocorridos durante a execução.</w:t>
       </w:r>
     </w:p>
     <w:p>
@@ -571,7 +628,10 @@
         <w:ind w:left="317"/>
       </w:pPr>
       <w:r>
-        <w:t>Materiais: trace2.png, trace3.png, funcao_trace.jpeg, macro_assinatura.jpeg, exercicio.md, gabarito.md</w:t>
+        <w:t xml:space="preserve">Materiais:</w:t>
+      </w:r>
+      <w:r>
+        <w:t xml:space="preserve"> exercicio.md, funcao_trace.jpeg, gabarito.md, macro_assinatura.jpeg, trace2.png, trace3.png</w:t>
       </w:r>
     </w:p>
     <w:p>
@@ -579,10 +639,10 @@
         <w:rPr>
           <w:b/>
         </w:rPr>
-        <w:t xml:space="preserve">macro. </w:t>
+        <w:t xml:space="preserve">macro</w:t>
       </w:r>
       <w:r>
-        <w:t>Construção processada antes da compilação, capaz de substituir texto ou chamadas parametrizadas.</w:t>
+        <w:t xml:space="preserve">. Construção processada antes da compilação, capaz de substituir texto ou chamadas parametrizadas.</w:t>
       </w:r>
     </w:p>
     <w:p>
@@ -590,7 +650,10 @@
         <w:ind w:left="317"/>
       </w:pPr>
       <w:r>
-        <w:t>Materiais: macro_assinatura.jpeg, exercicio.md, gabarito.md</w:t>
+        <w:t xml:space="preserve">Materiais:</w:t>
+      </w:r>
+      <w:r>
+        <w:t xml:space="preserve"> exercicio.md, gabarito.md, macro_assinatura.jpeg</w:t>
       </w:r>
     </w:p>
     <w:p>
@@ -598,10 +661,10 @@
         <w:rPr>
           <w:b/>
         </w:rPr>
-        <w:t xml:space="preserve">módulo. </w:t>
+        <w:t xml:space="preserve">módulo</w:t>
       </w:r>
       <w:r>
-        <w:t>Parte organizada de um programa com responsabilidade e interface definidas.</w:t>
+        <w:t xml:space="preserve">. Parte organizada de um programa com responsabilidade e interface definidas.</w:t>
       </w:r>
     </w:p>
     <w:p>
@@ -609,7 +672,10 @@
         <w:ind w:left="317"/>
       </w:pPr>
       <w:r>
-        <w:t>Materiais: trace.png</w:t>
+        <w:t xml:space="preserve">Materiais:</w:t>
+      </w:r>
+      <w:r>
+        <w:t xml:space="preserve"> trace.png</w:t>
       </w:r>
     </w:p>
     <w:p>
@@ -617,10 +683,10 @@
         <w:rPr>
           <w:b/>
         </w:rPr>
-        <w:t xml:space="preserve">pré-processador. </w:t>
+        <w:t xml:space="preserve">pré-processador</w:t>
       </w:r>
       <w:r>
-        <w:t>Etapa que processa diretivas e expande macros antes da compilação.</w:t>
+        <w:t xml:space="preserve">. Etapa que processa diretivas e expande macros antes da compilação.</w:t>
       </w:r>
     </w:p>
     <w:p>
@@ -628,7 +694,10 @@
         <w:ind w:left="317"/>
       </w:pPr>
       <w:r>
-        <w:t>Materiais: macro_assinatura.jpeg</w:t>
+        <w:t xml:space="preserve">Materiais:</w:t>
+      </w:r>
+      <w:r>
+        <w:t xml:space="preserve"> macro_assinatura.jpeg</w:t>
       </w:r>
     </w:p>
     <w:p>
@@ -636,10 +705,10 @@
         <w:rPr>
           <w:b/>
         </w:rPr>
-        <w:t xml:space="preserve">registro de evento. </w:t>
+        <w:t xml:space="preserve">registro de evento</w:t>
       </w:r>
       <w:r>
-        <w:t>Entrada individual de log que descreve uma ocorrência e seu contexto.</w:t>
+        <w:t xml:space="preserve">. Entrada individual de log que descreve uma ocorrência e seu contexto.</w:t>
       </w:r>
     </w:p>
     <w:p>
@@ -647,7 +716,10 @@
         <w:ind w:left="317"/>
       </w:pPr>
       <w:r>
-        <w:t>Materiais: trace2.png, funcao_trace.jpeg, macro_assinatura.jpeg</w:t>
+        <w:t xml:space="preserve">Materiais:</w:t>
+      </w:r>
+      <w:r>
+        <w:t xml:space="preserve"> funcao_trace.jpeg, macro_assinatura.jpeg, trace2.png</w:t>
       </w:r>
     </w:p>
     <w:p>
@@ -655,10 +727,10 @@
         <w:rPr>
           <w:b/>
         </w:rPr>
-        <w:t xml:space="preserve">static. </w:t>
+        <w:t xml:space="preserve">static</w:t>
       </w:r>
       <w:r>
-        <w:t>Especificador de C que, conforme o contexto, restringe ligação ou estabelece duração estática.</w:t>
+        <w:t xml:space="preserve">. Especificador de C que, conforme o contexto, restringe ligação ou estabelece duração estática.</w:t>
       </w:r>
     </w:p>
     <w:p>
@@ -666,7 +738,10 @@
         <w:ind w:left="317"/>
       </w:pPr>
       <w:r>
-        <w:t>Materiais: trace.png, gabarito.md</w:t>
+        <w:t xml:space="preserve">Materiais:</w:t>
+      </w:r>
+      <w:r>
+        <w:t xml:space="preserve"> gabarito.md, trace.png</w:t>
       </w:r>
     </w:p>
     <w:p>
@@ -674,10 +749,10 @@
         <w:rPr>
           <w:b/>
         </w:rPr>
-        <w:t xml:space="preserve">struct tm. </w:t>
+        <w:t xml:space="preserve">struct tm</w:t>
       </w:r>
       <w:r>
-        <w:t>Estrutura de C que contém componentes de data e hora de calendário.</w:t>
+        <w:t xml:space="preserve">. Estrutura de C que contém componentes de data e hora de calendário.</w:t>
       </w:r>
     </w:p>
     <w:p>
@@ -685,7 +760,10 @@
         <w:ind w:left="317"/>
       </w:pPr>
       <w:r>
-        <w:t>Materiais: trace3.png</w:t>
+        <w:t xml:space="preserve">Materiais:</w:t>
+      </w:r>
+      <w:r>
+        <w:t xml:space="preserve"> trace3.png</w:t>
       </w:r>
     </w:p>
     <w:p>
@@ -693,10 +771,10 @@
         <w:rPr>
           <w:b/>
         </w:rPr>
-        <w:t xml:space="preserve">time. </w:t>
+        <w:t xml:space="preserve">time</w:t>
       </w:r>
       <w:r>
-        <w:t>Função da biblioteca padrão que obtém o tempo de calendário corrente.</w:t>
+        <w:t xml:space="preserve">. Função da biblioteca padrão que obtém o tempo de calendário corrente.</w:t>
       </w:r>
     </w:p>
     <w:p>
@@ -704,7 +782,10 @@
         <w:ind w:left="317"/>
       </w:pPr>
       <w:r>
-        <w:t>Materiais: trace3.png, gabarito.md</w:t>
+        <w:t xml:space="preserve">Materiais:</w:t>
+      </w:r>
+      <w:r>
+        <w:t xml:space="preserve"> gabarito.md, trace3.png</w:t>
       </w:r>
     </w:p>
     <w:p>
@@ -712,10 +793,10 @@
         <w:rPr>
           <w:b/>
         </w:rPr>
-        <w:t xml:space="preserve">trace. </w:t>
+        <w:t xml:space="preserve">trace</w:t>
       </w:r>
       <w:r>
-        <w:t>Rastreamento de pontos relevantes da execução por meio de registros de contexto e eventos.</w:t>
+        <w:t xml:space="preserve">. Rastreamento de pontos relevantes da execução por meio de registros de contexto e eventos.</w:t>
       </w:r>
     </w:p>
     <w:p>
@@ -723,7 +804,10 @@
         <w:ind w:left="317"/>
       </w:pPr>
       <w:r>
-        <w:t>Materiais: trace.png, trace2.png, trace3.png, funcao_trace.jpeg, macro_assinatura.jpeg, exercicio.md, gabarito.md</w:t>
+        <w:t xml:space="preserve">Materiais:</w:t>
+      </w:r>
+      <w:r>
+        <w:t xml:space="preserve"> exercicio.md, funcao_trace.jpeg, gabarito.md, macro_assinatura.jpeg, trace.png, trace2.png, trace3.png</w:t>
       </w:r>
     </w:p>
     <w:sectPr>
